--- a/КУРСОВАЯ_ООП/ООП_7_КР.docx
+++ b/КУРСОВАЯ_ООП/ООП_7_КР.docx
@@ -41,7 +41,47 @@
         </w:rPr>
       </w:pPr>
       <w:r>
-        <w:t>Ранее вводилось понятие наследования, который определял реализацию перегрузки одноименных методов в классе. Однако, существует также понятие переопределения, то есть замена существующего метода или оператора в производном классе, для чего существует функция виртуального метода</w:t>
+        <w:t xml:space="preserve">Ранее вводилось </w:t>
+      </w:r>
+      <w:commentRangeStart w:id="0"/>
+      <w:r>
+        <w:t>понятие наследования, котор</w:t>
+      </w:r>
+      <w:r>
+        <w:t>ое</w:t>
+      </w:r>
+      <w:r>
+        <w:t xml:space="preserve"> определял</w:t>
+      </w:r>
+      <w:r>
+        <w:t>о</w:t>
+      </w:r>
+      <w:r>
+        <w:t xml:space="preserve"> реализацию перегрузки одноименных методов в классе</w:t>
+      </w:r>
+      <w:commentRangeEnd w:id="0"/>
+      <w:r>
+        <w:rPr>
+          <w:rStyle w:val="ac"/>
+        </w:rPr>
+        <w:commentReference w:id="0"/>
+      </w:r>
+      <w:r>
+        <w:t xml:space="preserve">. Однако, существует также понятие переопределения, то есть замена существующего метода или оператора в производном классе, для чего существует </w:t>
+      </w:r>
+      <w:commentRangeStart w:id="1"/>
+      <w:r>
+        <w:t xml:space="preserve">функция </w:t>
+      </w:r>
+      <w:commentRangeEnd w:id="1"/>
+      <w:r>
+        <w:rPr>
+          <w:rStyle w:val="ac"/>
+        </w:rPr>
+        <w:commentReference w:id="1"/>
+      </w:r>
+      <w:r>
+        <w:t>виртуального метода</w:t>
       </w:r>
       <w:r>
         <w:rPr>
@@ -59,13 +99,39 @@
         <w:t>virtual</w:t>
       </w:r>
       <w:r>
-        <w:t xml:space="preserve">). Шаблон реализации переопределения представлен на листинге 1.10. </w:t>
-      </w:r>
-      <w:r>
-        <w:rPr>
-          <w:lang w:eastAsia="en-US"/>
-        </w:rPr>
-        <w:t>В производных классах, если название и параметры совпадают с виртуальным, то он также переопределяется и вносится как виртуальный.</w:t>
+        <w:t xml:space="preserve">). Шаблон реализации </w:t>
+      </w:r>
+      <w:commentRangeStart w:id="2"/>
+      <w:r>
+        <w:t xml:space="preserve">переопределения </w:t>
+      </w:r>
+      <w:commentRangeEnd w:id="2"/>
+      <w:r>
+        <w:rPr>
+          <w:rStyle w:val="ac"/>
+        </w:rPr>
+        <w:commentReference w:id="2"/>
+      </w:r>
+      <w:r>
+        <w:t xml:space="preserve">представлен на листинге 1.10. </w:t>
+      </w:r>
+      <w:r>
+        <w:rPr>
+          <w:lang w:eastAsia="en-US"/>
+        </w:rPr>
+        <w:t xml:space="preserve">В производных классах, если название и параметры совпадают с виртуальным, то он </w:t>
+      </w:r>
+      <w:r>
+        <w:rPr>
+          <w:lang w:eastAsia="en-US"/>
+        </w:rPr>
+        <w:t>п</w:t>
+      </w:r>
+      <w:r>
+        <w:rPr>
+          <w:lang w:eastAsia="en-US"/>
+        </w:rPr>
+        <w:t>ереопределяется и вносится как виртуальный.</w:t>
       </w:r>
     </w:p>
     <w:p>
@@ -102,11 +168,19 @@
         <w:pStyle w:val="af5"/>
       </w:pPr>
       <w:r>
-        <w:t xml:space="preserve"> [ </w:t>
+        <w:t xml:space="preserve"> </w:t>
+      </w:r>
+      <w:proofErr w:type="gramStart"/>
+      <w:r>
+        <w:t xml:space="preserve">[ </w:t>
       </w:r>
       <w:proofErr w:type="spellStart"/>
       <w:r>
-        <w:t>формальные_параметры</w:t>
+        <w:t>формальные</w:t>
+      </w:r>
+      <w:proofErr w:type="gramEnd"/>
+      <w:r>
+        <w:t>_параметры</w:t>
       </w:r>
       <w:proofErr w:type="spellEnd"/>
       <w:r>
@@ -180,7 +254,67 @@
         <w:rPr>
           <w:lang w:eastAsia="en-US"/>
         </w:rPr>
-        <w:t xml:space="preserve">, указывающий, что этот метод используется для переопределения базового класса. Если, в случае не нахождения подходящего виртуального метода, компилятор вызовет ошибку. Ключевое слово </w:t>
+        <w:t>, указывающ</w:t>
+      </w:r>
+      <w:commentRangeStart w:id="3"/>
+      <w:r>
+        <w:rPr>
+          <w:lang w:eastAsia="en-US"/>
+        </w:rPr>
+        <w:t>ий</w:t>
+      </w:r>
+      <w:commentRangeEnd w:id="3"/>
+      <w:r>
+        <w:rPr>
+          <w:rStyle w:val="ac"/>
+        </w:rPr>
+        <w:commentReference w:id="3"/>
+      </w:r>
+      <w:r>
+        <w:rPr>
+          <w:lang w:eastAsia="en-US"/>
+        </w:rPr>
+        <w:t xml:space="preserve">, что этот метод используется для переопределения базового класса. </w:t>
+      </w:r>
+      <w:commentRangeStart w:id="4"/>
+      <w:r>
+        <w:rPr>
+          <w:lang w:eastAsia="en-US"/>
+        </w:rPr>
+        <w:t xml:space="preserve">Если, </w:t>
+      </w:r>
+      <w:commentRangeEnd w:id="4"/>
+      <w:r>
+        <w:rPr>
+          <w:rStyle w:val="ac"/>
+        </w:rPr>
+        <w:commentReference w:id="4"/>
+      </w:r>
+      <w:r>
+        <w:rPr>
+          <w:lang w:eastAsia="en-US"/>
+        </w:rPr>
+        <w:t xml:space="preserve">в случае не нахождения подходящего виртуального метода, компилятор </w:t>
+      </w:r>
+      <w:commentRangeStart w:id="5"/>
+      <w:r>
+        <w:rPr>
+          <w:lang w:eastAsia="en-US"/>
+        </w:rPr>
+        <w:t xml:space="preserve">вызовет </w:t>
+      </w:r>
+      <w:commentRangeEnd w:id="5"/>
+      <w:r>
+        <w:rPr>
+          <w:rStyle w:val="ac"/>
+        </w:rPr>
+        <w:commentReference w:id="5"/>
+      </w:r>
+      <w:r>
+        <w:rPr>
+          <w:lang w:eastAsia="en-US"/>
+        </w:rPr>
+        <w:t xml:space="preserve">ошибку. Ключевое слово </w:t>
       </w:r>
       <w:r>
         <w:rPr>
@@ -211,7 +345,67 @@
         <w:rPr>
           <w:lang w:eastAsia="en-US"/>
         </w:rPr>
-        <w:t>Также можно привести переопределение метода, не имея реализации в базовом классе, определив как чистый виртуальный код, то есть метод, реализующиеся только в производных классах. Шаблон реализации чистого виртуального кода представлен на листинге 1.11.</w:t>
+        <w:t xml:space="preserve">Также можно привести </w:t>
+      </w:r>
+      <w:commentRangeStart w:id="6"/>
+      <w:r>
+        <w:rPr>
+          <w:lang w:eastAsia="en-US"/>
+        </w:rPr>
+        <w:t xml:space="preserve">переопределение </w:t>
+      </w:r>
+      <w:commentRangeEnd w:id="6"/>
+      <w:r>
+        <w:rPr>
+          <w:rStyle w:val="ac"/>
+        </w:rPr>
+        <w:commentReference w:id="6"/>
+      </w:r>
+      <w:r>
+        <w:rPr>
+          <w:lang w:eastAsia="en-US"/>
+        </w:rPr>
+        <w:t xml:space="preserve">метода, не имея реализации в базовом классе, определив как чистый виртуальный код, то есть метод, реализующиеся только в производных классах. Шаблон </w:t>
+      </w:r>
+      <w:commentRangeStart w:id="7"/>
+      <w:r>
+        <w:rPr>
+          <w:lang w:eastAsia="en-US"/>
+        </w:rPr>
+        <w:t xml:space="preserve">реализации </w:t>
+      </w:r>
+      <w:commentRangeEnd w:id="7"/>
+      <w:r>
+        <w:rPr>
+          <w:rStyle w:val="ac"/>
+        </w:rPr>
+        <w:commentReference w:id="7"/>
+      </w:r>
+      <w:r>
+        <w:rPr>
+          <w:lang w:eastAsia="en-US"/>
+        </w:rPr>
+        <w:t xml:space="preserve">чистого виртуального </w:t>
+      </w:r>
+      <w:commentRangeStart w:id="8"/>
+      <w:r>
+        <w:rPr>
+          <w:lang w:eastAsia="en-US"/>
+        </w:rPr>
+        <w:t xml:space="preserve">кода </w:t>
+      </w:r>
+      <w:commentRangeEnd w:id="8"/>
+      <w:r>
+        <w:rPr>
+          <w:rStyle w:val="ac"/>
+        </w:rPr>
+        <w:commentReference w:id="8"/>
+      </w:r>
+      <w:r>
+        <w:rPr>
+          <w:lang w:eastAsia="en-US"/>
+        </w:rPr>
+        <w:t>представлен на листинге 1.11.</w:t>
       </w:r>
     </w:p>
     <w:p>
@@ -247,7 +441,21 @@
         <w:rPr>
           <w:lang w:eastAsia="en-US"/>
         </w:rPr>
-        <w:t xml:space="preserve"> ( [ </w:t>
+        <w:t xml:space="preserve"> </w:t>
+      </w:r>
+      <w:proofErr w:type="gramStart"/>
+      <w:r>
+        <w:rPr>
+          <w:lang w:eastAsia="en-US"/>
+        </w:rPr>
+        <w:t>( [</w:t>
+      </w:r>
+      <w:proofErr w:type="gramEnd"/>
+      <w:r>
+        <w:rPr>
+          <w:lang w:eastAsia="en-US"/>
+        </w:rPr>
+        <w:t xml:space="preserve"> </w:t>
       </w:r>
       <w:proofErr w:type="spellStart"/>
       <w:r>
@@ -275,7 +483,22 @@
         <w:rPr>
           <w:lang w:eastAsia="en-US"/>
         </w:rPr>
-        <w:t>Листинг 1.11 – Шаблон чистого виртуального кода</w:t>
+        <w:t xml:space="preserve">Листинг 1.11 – Шаблон чистого виртуального </w:t>
+      </w:r>
+      <w:commentRangeStart w:id="9"/>
+      <w:r>
+        <w:rPr>
+          <w:lang w:eastAsia="en-US"/>
+        </w:rPr>
+        <w:t>кода</w:t>
+      </w:r>
+      <w:commentRangeEnd w:id="9"/>
+      <w:r>
+        <w:rPr>
+          <w:rStyle w:val="ac"/>
+          <w:bCs w:val="0"/>
+        </w:rPr>
+        <w:commentReference w:id="9"/>
       </w:r>
     </w:p>
     <w:p>
@@ -288,7 +511,27 @@
         <w:rPr>
           <w:lang w:eastAsia="en-US"/>
         </w:rPr>
-        <w:t xml:space="preserve">Абстрактным классом называют класс, в котором имеется, как минимум, один чистый виртуальный метод, использующийся для наследования и </w:t>
+        <w:t xml:space="preserve">Абстрактным классом называют класс, в котором имеется, как минимум, один чистый виртуальный метод, </w:t>
+      </w:r>
+      <w:commentRangeStart w:id="10"/>
+      <w:r>
+        <w:rPr>
+          <w:lang w:eastAsia="en-US"/>
+        </w:rPr>
+        <w:t xml:space="preserve">использующийся </w:t>
+      </w:r>
+      <w:commentRangeEnd w:id="10"/>
+      <w:r>
+        <w:rPr>
+          <w:rStyle w:val="ac"/>
+        </w:rPr>
+        <w:commentReference w:id="10"/>
+      </w:r>
+      <w:r>
+        <w:rPr>
+          <w:lang w:eastAsia="en-US"/>
+        </w:rPr>
+        <w:t xml:space="preserve">для наследования и </w:t>
       </w:r>
       <w:r>
         <w:rPr>
@@ -362,7 +605,21 @@
         <w:rPr>
           <w:lang w:eastAsia="en-US"/>
         </w:rPr>
-        <w:t>то есть обрабатывать данные разного типа.</w:t>
+        <w:t>то есть обрабатывать данные разного типа</w:t>
+      </w:r>
+      <w:commentRangeStart w:id="11"/>
+      <w:r>
+        <w:rPr>
+          <w:lang w:eastAsia="en-US"/>
+        </w:rPr>
+        <w:t>.</w:t>
+      </w:r>
+      <w:commentRangeEnd w:id="11"/>
+      <w:r>
+        <w:rPr>
+          <w:rStyle w:val="ac"/>
+        </w:rPr>
+        <w:commentReference w:id="11"/>
       </w:r>
     </w:p>
     <w:p>
@@ -486,7 +743,7 @@
       <w:r>
         <w:t xml:space="preserve">: </w:t>
       </w:r>
-      <w:hyperlink r:id="rId8" w:history="1">
+      <w:hyperlink r:id="rId12" w:history="1">
         <w:r>
           <w:rPr>
             <w:rStyle w:val="af7"/>
@@ -875,7 +1132,7 @@
       <w:r>
         <w:t>. – URL: </w:t>
       </w:r>
-      <w:hyperlink r:id="rId9" w:tgtFrame="_blank" w:history="1">
+      <w:hyperlink r:id="rId13" w:tgtFrame="_blank" w:history="1">
         <w:r>
           <w:rPr>
             <w:rStyle w:val="af7"/>
@@ -972,7 +1229,7 @@
       <w:r>
         <w:t xml:space="preserve">: </w:t>
       </w:r>
-      <w:hyperlink r:id="rId10" w:history="1">
+      <w:hyperlink r:id="rId14" w:history="1">
         <w:r>
           <w:rPr>
             <w:rStyle w:val="af7"/>
@@ -1200,7 +1457,21 @@
         <w:t xml:space="preserve"> (</w:t>
       </w:r>
       <w:r>
-        <w:t>дата обращения 02.10.2025).</w:t>
+        <w:t>дата обращения</w:t>
+      </w:r>
+      <w:commentRangeStart w:id="12"/>
+      <w:r>
+        <w:t xml:space="preserve"> </w:t>
+      </w:r>
+      <w:commentRangeEnd w:id="12"/>
+      <w:r>
+        <w:rPr>
+          <w:rStyle w:val="ac"/>
+        </w:rPr>
+        <w:commentReference w:id="12"/>
+      </w:r>
+      <w:r>
+        <w:t>02.10.2025).</w:t>
       </w:r>
     </w:p>
     <w:p>
@@ -1314,13 +1585,7 @@
         <w:pStyle w:val="a0"/>
       </w:pPr>
       <w:r>
-        <w:t>Наследование и полиморфизм [Электронный ресурс]</w:t>
-      </w:r>
-      <w:r>
-        <w:t>:</w:t>
-      </w:r>
-      <w:r>
-        <w:t xml:space="preserve"> Справочник по C++. – </w:t>
+        <w:t xml:space="preserve">Наследование и полиморфизм [Электронный ресурс]: Справочник по C++. – </w:t>
       </w:r>
       <w:proofErr w:type="spellStart"/>
       <w:r>
@@ -1328,28 +1593,39 @@
       </w:r>
       <w:proofErr w:type="spellEnd"/>
       <w:r>
-        <w:t>, 2024. – URL: </w:t>
-      </w:r>
-      <w:hyperlink r:id="rId11" w:tgtFrame="_blank" w:history="1">
-        <w:r>
-          <w:rPr>
-            <w:rStyle w:val="af7"/>
-          </w:rPr>
-          <w:t>https://education.yandex.ru/handbook/cpp/article/inheritance-and-polymorphism</w:t>
+        <w:t xml:space="preserve">, 2024. </w:t>
+      </w:r>
+      <w:commentRangeStart w:id="13"/>
+      <w:r>
+        <w:t xml:space="preserve">– </w:t>
+      </w:r>
+      <w:commentRangeEnd w:id="13"/>
+      <w:r>
+        <w:rPr>
+          <w:rStyle w:val="ac"/>
+        </w:rPr>
+        <w:commentReference w:id="13"/>
+      </w:r>
+      <w:r>
+        <w:t>URL: </w:t>
+      </w:r>
+      <w:hyperlink r:id="rId15" w:history="1">
+        <w:r>
+          <w:rPr>
+            <w:rStyle w:val="af7"/>
+          </w:rPr>
+          <w:t>https://education.yandex.ru/handbook/ cpp/article/inheritance-and-polymorphism</w:t>
         </w:r>
       </w:hyperlink>
       <w:r>
-        <w:t> (дата обращения: 2</w:t>
-      </w:r>
-      <w:r>
-        <w:t>3</w:t>
-      </w:r>
-      <w:r>
-        <w:t>.10.2024).</w:t>
+        <w:t xml:space="preserve"> </w:t>
+      </w:r>
+      <w:r>
+        <w:t>(дата обращения: 23.10.2024).</w:t>
       </w:r>
     </w:p>
     <w:sectPr>
-      <w:footerReference w:type="default" r:id="rId12"/>
+      <w:footerReference w:type="default" r:id="rId16"/>
       <w:pgSz w:w="11906" w:h="16838"/>
       <w:pgMar w:top="1134" w:right="850" w:bottom="1134" w:left="1701" w:header="708" w:footer="708" w:gutter="0"/>
       <w:cols w:space="708"/>
@@ -1357,6 +1633,324 @@
     </w:sectPr>
   </w:body>
 </w:document>
+</file>
+
+<file path=word/comments.xml><?xml version="1.0" encoding="utf-8"?>
+<w:comments xmlns:wpc="http://schemas.microsoft.com/office/word/2010/wordprocessingCanvas" xmlns:cx="http://schemas.microsoft.com/office/drawing/2014/chartex" xmlns:cx1="http://schemas.microsoft.com/office/drawing/2015/9/8/chartex" xmlns:cx2="http://schemas.microsoft.com/office/drawing/2015/10/21/chartex" xmlns:cx3="http://schemas.microsoft.com/office/drawing/2016/5/9/chartex" xmlns:cx4="http://schemas.microsoft.com/office/drawing/2016/5/10/chartex" xmlns:cx5="http://schemas.microsoft.com/office/drawing/2016/5/11/chartex" xmlns:cx6="http://schemas.microsoft.com/office/drawing/2016/5/12/chartex" xmlns:cx7="http://schemas.microsoft.com/office/drawing/2016/5/13/chartex" xmlns:cx8="http://schemas.microsoft.com/office/drawing/2016/5/14/chartex" xmlns:mc="http://schemas.openxmlformats.org/markup-compatibility/2006" xmlns:aink="http://schemas.microsoft.com/office/drawing/2016/ink" xmlns:am3d="http://schemas.microsoft.com/office/drawing/2017/model3d" xmlns:o="urn:schemas-microsoft-com:office:office" xmlns:oel="http://schemas.microsoft.com/office/2019/extlst" xmlns:r="http://schemas.openxmlformats.org/officeDocument/2006/relationships" xmlns:m="http://schemas.openxmlformats.org/officeDocument/2006/math" xmlns:v="urn:schemas-microsoft-com:vml" xmlns:wp14="http://schemas.microsoft.com/office/word/2010/wordprocessingDrawing" xmlns:wp="http://schemas.openxmlformats.org/drawingml/2006/wordprocessingDrawing" xmlns:w10="urn:schemas-microsoft-com:office:word" xmlns:w="http://schemas.openxmlformats.org/wordprocessingml/2006/main" xmlns:w14="http://schemas.microsoft.com/office/word/2010/wordml" xmlns:w15="http://schemas.microsoft.com/office/word/2012/wordml" xmlns:w16cex="http://schemas.microsoft.com/office/word/2018/wordml/cex" xmlns:w16cid="http://schemas.microsoft.com/office/word/2016/wordml/cid" xmlns:w16="http://schemas.microsoft.com/office/word/2018/wordml" xmlns:w16sdtdh="http://schemas.microsoft.com/office/word/2020/wordml/sdtdatahash" xmlns:w16se="http://schemas.microsoft.com/office/word/2015/wordml/symex" xmlns:wpg="http://schemas.microsoft.com/office/word/2010/wordprocessingGroup" xmlns:wpi="http://schemas.microsoft.com/office/word/2010/wordprocessingInk" xmlns:wne="http://schemas.microsoft.com/office/word/2006/wordml" xmlns:wps="http://schemas.microsoft.com/office/word/2010/wordprocessingShape" mc:Ignorable="w14 w15 w16se w16cid w16 w16cex w16sdtdh wp14">
+  <w:comment w:id="0" w:author="Яна" w:date="2025-10-25T19:00:00Z" w:initials="Я">
+    <w:p>
+      <w:pPr>
+        <w:pStyle w:val="ad"/>
+      </w:pPr>
+      <w:r>
+        <w:rPr>
+          <w:rStyle w:val="ac"/>
+        </w:rPr>
+        <w:annotationRef/>
+      </w:r>
+      <w:r>
+        <w:t>Надо поработать над формулировкой, что-то непонятное)</w:t>
+      </w:r>
+    </w:p>
+  </w:comment>
+  <w:comment w:id="1" w:author="Яна" w:date="2025-10-25T19:01:00Z" w:initials="Я">
+    <w:p>
+      <w:pPr>
+        <w:pStyle w:val="ad"/>
+      </w:pPr>
+      <w:r>
+        <w:rPr>
+          <w:rStyle w:val="ac"/>
+        </w:rPr>
+        <w:annotationRef/>
+      </w:r>
+      <w:r>
+        <w:t xml:space="preserve">Функционал, конструкция, механизм, возможность </w:t>
+      </w:r>
+      <w:proofErr w:type="spellStart"/>
+      <w:r>
+        <w:t>опеределения</w:t>
+      </w:r>
+      <w:proofErr w:type="spellEnd"/>
+      <w:r>
+        <w:t>…</w:t>
+      </w:r>
+    </w:p>
+  </w:comment>
+  <w:comment w:id="2" w:author="Яна" w:date="2025-10-25T19:01:00Z" w:initials="Я">
+    <w:p>
+      <w:pPr>
+        <w:pStyle w:val="ad"/>
+      </w:pPr>
+      <w:r>
+        <w:rPr>
+          <w:rStyle w:val="ac"/>
+        </w:rPr>
+        <w:annotationRef/>
+      </w:r>
+      <w:r>
+        <w:t>Определения виртуального метода.</w:t>
+      </w:r>
+    </w:p>
+    <w:p>
+      <w:pPr>
+        <w:pStyle w:val="ad"/>
+      </w:pPr>
+      <w:r>
+        <w:t>Виртуальный метод – это метод базового класса, который мы можем переопределить в производных. Поэтому он по умолчанию не переопределен – у него есть начальная реализация, которую мы можем заменить в производных классах.</w:t>
+      </w:r>
+    </w:p>
+  </w:comment>
+  <w:comment w:id="3" w:author="Яна" w:date="2025-10-25T19:03:00Z" w:initials="Я">
+    <w:p>
+      <w:pPr>
+        <w:pStyle w:val="ad"/>
+      </w:pPr>
+      <w:r>
+        <w:rPr>
+          <w:rStyle w:val="ac"/>
+        </w:rPr>
+        <w:annotationRef/>
+      </w:r>
+      <w:r>
+        <w:t>указывающее</w:t>
+      </w:r>
+    </w:p>
+  </w:comment>
+  <w:comment w:id="4" w:author="Яна" w:date="2025-10-25T19:03:00Z" w:initials="Я">
+    <w:p>
+      <w:pPr>
+        <w:pStyle w:val="ad"/>
+      </w:pPr>
+      <w:r>
+        <w:rPr>
+          <w:rStyle w:val="ac"/>
+        </w:rPr>
+        <w:annotationRef/>
+      </w:r>
+      <w:r>
+        <w:t>Убрать</w:t>
+      </w:r>
+    </w:p>
+  </w:comment>
+  <w:comment w:id="5" w:author="Яна" w:date="2025-10-25T19:03:00Z" w:initials="Я">
+    <w:p>
+      <w:pPr>
+        <w:pStyle w:val="ad"/>
+      </w:pPr>
+      <w:r>
+        <w:rPr>
+          <w:rStyle w:val="ac"/>
+        </w:rPr>
+        <w:annotationRef/>
+      </w:r>
+      <w:r>
+        <w:t xml:space="preserve">Определит. Укажет. </w:t>
+      </w:r>
+    </w:p>
+  </w:comment>
+  <w:comment w:id="6" w:author="Яна" w:date="2025-10-25T19:04:00Z" w:initials="Я">
+    <w:p>
+      <w:pPr>
+        <w:pStyle w:val="ad"/>
+      </w:pPr>
+      <w:r>
+        <w:rPr>
+          <w:rStyle w:val="ac"/>
+        </w:rPr>
+        <w:annotationRef/>
+      </w:r>
+      <w:r>
+        <w:t>Еще нет переопределения)</w:t>
+      </w:r>
+    </w:p>
+  </w:comment>
+  <w:comment w:id="7" w:author="Яна" w:date="2025-10-25T19:04:00Z" w:initials="Я">
+    <w:p>
+      <w:pPr>
+        <w:pStyle w:val="ad"/>
+      </w:pPr>
+      <w:r>
+        <w:rPr>
+          <w:rStyle w:val="ac"/>
+        </w:rPr>
+        <w:annotationRef/>
+      </w:r>
+      <w:r>
+        <w:t xml:space="preserve">Определения) </w:t>
+      </w:r>
+      <w:proofErr w:type="spellStart"/>
+      <w:r>
+        <w:t>Типо</w:t>
+      </w:r>
+      <w:proofErr w:type="spellEnd"/>
+      <w:r>
+        <w:t xml:space="preserve"> чистый метод – это метод без реализации)</w:t>
+      </w:r>
+    </w:p>
+  </w:comment>
+  <w:comment w:id="8" w:author="Яна" w:date="2025-10-25T19:05:00Z" w:initials="Я">
+    <w:p>
+      <w:pPr>
+        <w:pStyle w:val="ad"/>
+      </w:pPr>
+      <w:r>
+        <w:rPr>
+          <w:rStyle w:val="ac"/>
+        </w:rPr>
+        <w:annotationRef/>
+      </w:r>
+      <w:r>
+        <w:t>метода</w:t>
+      </w:r>
+    </w:p>
+  </w:comment>
+  <w:comment w:id="9" w:author="Яна" w:date="2025-10-25T19:05:00Z" w:initials="Я">
+    <w:p>
+      <w:pPr>
+        <w:pStyle w:val="ad"/>
+      </w:pPr>
+      <w:r>
+        <w:rPr>
+          <w:rStyle w:val="ac"/>
+        </w:rPr>
+        <w:annotationRef/>
+      </w:r>
+      <w:r>
+        <w:t>метода)</w:t>
+      </w:r>
+    </w:p>
+  </w:comment>
+  <w:comment w:id="10" w:author="Яна" w:date="2025-10-25T19:05:00Z" w:initials="Я">
+    <w:p>
+      <w:pPr>
+        <w:pStyle w:val="ad"/>
+      </w:pPr>
+      <w:r>
+        <w:rPr>
+          <w:rStyle w:val="ac"/>
+        </w:rPr>
+        <w:annotationRef/>
+      </w:r>
+      <w:r>
+        <w:t>и который используется</w:t>
+      </w:r>
+    </w:p>
+  </w:comment>
+  <w:comment w:id="11" w:author="Яна" w:date="2025-10-25T19:05:00Z" w:initials="Я">
+    <w:p>
+      <w:pPr>
+        <w:pStyle w:val="ad"/>
+      </w:pPr>
+      <w:r>
+        <w:rPr>
+          <w:rStyle w:val="ac"/>
+        </w:rPr>
+        <w:annotationRef/>
+      </w:r>
+      <w:r>
+        <w:t xml:space="preserve">можно еще добавить, что </w:t>
+      </w:r>
+      <w:proofErr w:type="spellStart"/>
+      <w:r>
+        <w:t>полимормные</w:t>
+      </w:r>
+      <w:proofErr w:type="spellEnd"/>
+      <w:r>
+        <w:t xml:space="preserve"> классы должны иметь виртуальных деструктор</w:t>
+      </w:r>
+    </w:p>
+  </w:comment>
+  <w:comment w:id="12" w:author="Яна" w:date="2025-10-25T19:06:00Z" w:initials="Я">
+    <w:p>
+      <w:pPr>
+        <w:pStyle w:val="ad"/>
+      </w:pPr>
+      <w:r>
+        <w:rPr>
+          <w:rStyle w:val="ac"/>
+        </w:rPr>
+        <w:annotationRef/>
+      </w:r>
+      <w:r>
+        <w:t>двоеточие</w:t>
+      </w:r>
+    </w:p>
+  </w:comment>
+  <w:comment w:id="13" w:author="Яна" w:date="2025-10-25T19:06:00Z" w:initials="Я">
+    <w:p>
+      <w:pPr>
+        <w:pStyle w:val="ad"/>
+      </w:pPr>
+      <w:r>
+        <w:rPr>
+          <w:rStyle w:val="ac"/>
+        </w:rPr>
+        <w:annotationRef/>
+      </w:r>
+      <w:r>
+        <w:t>убрать</w:t>
+      </w:r>
+    </w:p>
+  </w:comment>
+</w:comments>
+</file>
+
+<file path=word/commentsExtended.xml><?xml version="1.0" encoding="utf-8"?>
+<w15:commentsEx xmlns:wpc="http://schemas.microsoft.com/office/word/2010/wordprocessingCanvas" xmlns:cx="http://schemas.microsoft.com/office/drawing/2014/chartex" xmlns:cx1="http://schemas.microsoft.com/office/drawing/2015/9/8/chartex" xmlns:cx2="http://schemas.microsoft.com/office/drawing/2015/10/21/chartex" xmlns:cx3="http://schemas.microsoft.com/office/drawing/2016/5/9/chartex" xmlns:cx4="http://schemas.microsoft.com/office/drawing/2016/5/10/chartex" xmlns:cx5="http://schemas.microsoft.com/office/drawing/2016/5/11/chartex" xmlns:cx6="http://schemas.microsoft.com/office/drawing/2016/5/12/chartex" xmlns:cx7="http://schemas.microsoft.com/office/drawing/2016/5/13/chartex" xmlns:cx8="http://schemas.microsoft.com/office/drawing/2016/5/14/chartex" xmlns:mc="http://schemas.openxmlformats.org/markup-compatibility/2006" xmlns:aink="http://schemas.microsoft.com/office/drawing/2016/ink" xmlns:am3d="http://schemas.microsoft.com/office/drawing/2017/model3d" xmlns:o="urn:schemas-microsoft-com:office:office" xmlns:oel="http://schemas.microsoft.com/office/2019/extlst" xmlns:r="http://schemas.openxmlformats.org/officeDocument/2006/relationships" xmlns:m="http://schemas.openxmlformats.org/officeDocument/2006/math" xmlns:v="urn:schemas-microsoft-com:vml" xmlns:wp14="http://schemas.microsoft.com/office/word/2010/wordprocessingDrawing" xmlns:wp="http://schemas.openxmlformats.org/drawingml/2006/wordprocessingDrawing" xmlns:w10="urn:schemas-microsoft-com:office:word" xmlns:w="http://schemas.openxmlformats.org/wordprocessingml/2006/main" xmlns:w14="http://schemas.microsoft.com/office/word/2010/wordml" xmlns:w15="http://schemas.microsoft.com/office/word/2012/wordml" xmlns:w16cex="http://schemas.microsoft.com/office/word/2018/wordml/cex" xmlns:w16cid="http://schemas.microsoft.com/office/word/2016/wordml/cid" xmlns:w16="http://schemas.microsoft.com/office/word/2018/wordml" xmlns:w16sdtdh="http://schemas.microsoft.com/office/word/2020/wordml/sdtdatahash" xmlns:w16se="http://schemas.microsoft.com/office/word/2015/wordml/symex" xmlns:wpg="http://schemas.microsoft.com/office/word/2010/wordprocessingGroup" xmlns:wpi="http://schemas.microsoft.com/office/word/2010/wordprocessingInk" xmlns:wne="http://schemas.microsoft.com/office/word/2006/wordml" xmlns:wps="http://schemas.microsoft.com/office/word/2010/wordprocessingShape" mc:Ignorable="w14 w15 w16se w16cid w16 w16cex w16sdtdh wp14">
+  <w15:commentEx w15:paraId="4261EE8D" w15:done="0"/>
+  <w15:commentEx w15:paraId="329DF693" w15:done="0"/>
+  <w15:commentEx w15:paraId="6032FBA4" w15:done="0"/>
+  <w15:commentEx w15:paraId="3E0501D9" w15:done="0"/>
+  <w15:commentEx w15:paraId="12B59B49" w15:done="0"/>
+  <w15:commentEx w15:paraId="19632418" w15:done="0"/>
+  <w15:commentEx w15:paraId="381149F8" w15:done="0"/>
+  <w15:commentEx w15:paraId="5DF8350F" w15:done="0"/>
+  <w15:commentEx w15:paraId="4CD565EE" w15:done="0"/>
+  <w15:commentEx w15:paraId="04AC5047" w15:done="0"/>
+  <w15:commentEx w15:paraId="00274316" w15:done="0"/>
+  <w15:commentEx w15:paraId="53B116AF" w15:done="0"/>
+  <w15:commentEx w15:paraId="67320460" w15:done="0"/>
+  <w15:commentEx w15:paraId="03225FB1" w15:done="0"/>
+</w15:commentsEx>
+</file>
+
+<file path=word/commentsExtensible.xml><?xml version="1.0" encoding="utf-8"?>
+<w16cex:commentsExtensible xmlns:wpc="http://schemas.microsoft.com/office/word/2010/wordprocessingCanvas" xmlns:cx="http://schemas.microsoft.com/office/drawing/2014/chartex" xmlns:cx1="http://schemas.microsoft.com/office/drawing/2015/9/8/chartex" xmlns:cx2="http://schemas.microsoft.com/office/drawing/2015/10/21/chartex" xmlns:cx3="http://schemas.microsoft.com/office/drawing/2016/5/9/chartex" xmlns:cx4="http://schemas.microsoft.com/office/drawing/2016/5/10/chartex" xmlns:cx5="http://schemas.microsoft.com/office/drawing/2016/5/11/chartex" xmlns:cx6="http://schemas.microsoft.com/office/drawing/2016/5/12/chartex" xmlns:cx7="http://schemas.microsoft.com/office/drawing/2016/5/13/chartex" xmlns:cx8="http://schemas.microsoft.com/office/drawing/2016/5/14/chartex" xmlns:cr="http://schemas.microsoft.com/office/comments/2020/reactions" xmlns:mc="http://schemas.openxmlformats.org/markup-compatibility/2006" xmlns:aink="http://schemas.microsoft.com/office/drawing/2016/ink" xmlns:am3d="http://schemas.microsoft.com/office/drawing/2017/model3d" xmlns:o="urn:schemas-microsoft-com:office:office" xmlns:oel="http://schemas.microsoft.com/office/2019/extlst" xmlns:r="http://schemas.openxmlformats.org/officeDocument/2006/relationships" xmlns:m="http://schemas.openxmlformats.org/officeDocument/2006/math" xmlns:v="urn:schemas-microsoft-com:vml" xmlns:wp14="http://schemas.microsoft.com/office/word/2010/wordprocessingDrawing" xmlns:wp="http://schemas.openxmlformats.org/drawingml/2006/wordprocessingDrawing" xmlns:w10="urn:schemas-microsoft-com:office:word" xmlns:w="http://schemas.openxmlformats.org/wordprocessingml/2006/main" xmlns:w14="http://schemas.microsoft.com/office/word/2010/wordml" xmlns:w15="http://schemas.microsoft.com/office/word/2012/wordml" xmlns:w16cex="http://schemas.microsoft.com/office/word/2018/wordml/cex" xmlns:w16cid="http://schemas.microsoft.com/office/word/2016/wordml/cid" xmlns:w16="http://schemas.microsoft.com/office/word/2018/wordml" xmlns:w16sdtdh="http://schemas.microsoft.com/office/word/2020/wordml/sdtdatahash" xmlns:w16se="http://schemas.microsoft.com/office/word/2015/wordml/symex" xmlns:wpg="http://schemas.microsoft.com/office/word/2010/wordprocessingGroup" xmlns:wpi="http://schemas.microsoft.com/office/word/2010/wordprocessingInk" xmlns:wne="http://schemas.microsoft.com/office/word/2006/wordml" xmlns:wps="http://schemas.microsoft.com/office/word/2010/wordprocessingShape" mc:Ignorable="w14 w15 w16se w16cid w16 w16cex w16sdtdh cr wp14">
+  <w16cex:commentExtensible w16cex:durableId="27794327" w16cex:dateUtc="2025-10-25T12:00:00Z"/>
+  <w16cex:commentExtensible w16cex:durableId="7AE9F380" w16cex:dateUtc="2025-10-25T12:01:00Z"/>
+  <w16cex:commentExtensible w16cex:durableId="74FFA6C1" w16cex:dateUtc="2025-10-25T12:01:00Z"/>
+  <w16cex:commentExtensible w16cex:durableId="2C73D543" w16cex:dateUtc="2025-10-25T12:03:00Z"/>
+  <w16cex:commentExtensible w16cex:durableId="13DC169F" w16cex:dateUtc="2025-10-25T12:03:00Z"/>
+  <w16cex:commentExtensible w16cex:durableId="4241E9DD" w16cex:dateUtc="2025-10-25T12:03:00Z"/>
+  <w16cex:commentExtensible w16cex:durableId="1428668A" w16cex:dateUtc="2025-10-25T12:04:00Z"/>
+  <w16cex:commentExtensible w16cex:durableId="775953A3" w16cex:dateUtc="2025-10-25T12:04:00Z"/>
+  <w16cex:commentExtensible w16cex:durableId="16055560" w16cex:dateUtc="2025-10-25T12:05:00Z"/>
+  <w16cex:commentExtensible w16cex:durableId="0ECA9A6F" w16cex:dateUtc="2025-10-25T12:05:00Z"/>
+  <w16cex:commentExtensible w16cex:durableId="79DC4B97" w16cex:dateUtc="2025-10-25T12:05:00Z"/>
+  <w16cex:commentExtensible w16cex:durableId="4C42B771" w16cex:dateUtc="2025-10-25T12:05:00Z"/>
+  <w16cex:commentExtensible w16cex:durableId="06F1FE0F" w16cex:dateUtc="2025-10-25T12:06:00Z"/>
+  <w16cex:commentExtensible w16cex:durableId="184275EC" w16cex:dateUtc="2025-10-25T12:06:00Z"/>
+</w16cex:commentsExtensible>
+</file>
+
+<file path=word/commentsIds.xml><?xml version="1.0" encoding="utf-8"?>
+<w16cid:commentsIds xmlns:wpc="http://schemas.microsoft.com/office/word/2010/wordprocessingCanvas" xmlns:cx="http://schemas.microsoft.com/office/drawing/2014/chartex" xmlns:cx1="http://schemas.microsoft.com/office/drawing/2015/9/8/chartex" xmlns:cx2="http://schemas.microsoft.com/office/drawing/2015/10/21/chartex" xmlns:cx3="http://schemas.microsoft.com/office/drawing/2016/5/9/chartex" xmlns:cx4="http://schemas.microsoft.com/office/drawing/2016/5/10/chartex" xmlns:cx5="http://schemas.microsoft.com/office/drawing/2016/5/11/chartex" xmlns:cx6="http://schemas.microsoft.com/office/drawing/2016/5/12/chartex" xmlns:cx7="http://schemas.microsoft.com/office/drawing/2016/5/13/chartex" xmlns:cx8="http://schemas.microsoft.com/office/drawing/2016/5/14/chartex" xmlns:mc="http://schemas.openxmlformats.org/markup-compatibility/2006" xmlns:aink="http://schemas.microsoft.com/office/drawing/2016/ink" xmlns:am3d="http://schemas.microsoft.com/office/drawing/2017/model3d" xmlns:o="urn:schemas-microsoft-com:office:office" xmlns:oel="http://schemas.microsoft.com/office/2019/extlst" xmlns:r="http://schemas.openxmlformats.org/officeDocument/2006/relationships" xmlns:m="http://schemas.openxmlformats.org/officeDocument/2006/math" xmlns:v="urn:schemas-microsoft-com:vml" xmlns:wp14="http://schemas.microsoft.com/office/word/2010/wordprocessingDrawing" xmlns:wp="http://schemas.openxmlformats.org/drawingml/2006/wordprocessingDrawing" xmlns:w10="urn:schemas-microsoft-com:office:word" xmlns:w="http://schemas.openxmlformats.org/wordprocessingml/2006/main" xmlns:w14="http://schemas.microsoft.com/office/word/2010/wordml" xmlns:w15="http://schemas.microsoft.com/office/word/2012/wordml" xmlns:w16cex="http://schemas.microsoft.com/office/word/2018/wordml/cex" xmlns:w16cid="http://schemas.microsoft.com/office/word/2016/wordml/cid" xmlns:w16="http://schemas.microsoft.com/office/word/2018/wordml" xmlns:w16sdtdh="http://schemas.microsoft.com/office/word/2020/wordml/sdtdatahash" xmlns:w16se="http://schemas.microsoft.com/office/word/2015/wordml/symex" xmlns:wpg="http://schemas.microsoft.com/office/word/2010/wordprocessingGroup" xmlns:wpi="http://schemas.microsoft.com/office/word/2010/wordprocessingInk" xmlns:wne="http://schemas.microsoft.com/office/word/2006/wordml" xmlns:wps="http://schemas.microsoft.com/office/word/2010/wordprocessingShape" mc:Ignorable="w14 w15 w16se w16cid w16 w16cex w16sdtdh wp14">
+  <w16cid:commentId w16cid:paraId="4261EE8D" w16cid:durableId="27794327"/>
+  <w16cid:commentId w16cid:paraId="329DF693" w16cid:durableId="7AE9F380"/>
+  <w16cid:commentId w16cid:paraId="6032FBA4" w16cid:durableId="74FFA6C1"/>
+  <w16cid:commentId w16cid:paraId="3E0501D9" w16cid:durableId="2C73D543"/>
+  <w16cid:commentId w16cid:paraId="12B59B49" w16cid:durableId="13DC169F"/>
+  <w16cid:commentId w16cid:paraId="19632418" w16cid:durableId="4241E9DD"/>
+  <w16cid:commentId w16cid:paraId="381149F8" w16cid:durableId="1428668A"/>
+  <w16cid:commentId w16cid:paraId="5DF8350F" w16cid:durableId="775953A3"/>
+  <w16cid:commentId w16cid:paraId="4CD565EE" w16cid:durableId="16055560"/>
+  <w16cid:commentId w16cid:paraId="04AC5047" w16cid:durableId="0ECA9A6F"/>
+  <w16cid:commentId w16cid:paraId="00274316" w16cid:durableId="79DC4B97"/>
+  <w16cid:commentId w16cid:paraId="53B116AF" w16cid:durableId="4C42B771"/>
+  <w16cid:commentId w16cid:paraId="67320460" w16cid:durableId="06F1FE0F"/>
+  <w16cid:commentId w16cid:paraId="03225FB1" w16cid:durableId="184275EC"/>
+</w16cid:commentsIds>
 </file>
 
 <file path=word/endnotes.xml><?xml version="1.0" encoding="utf-8"?>
@@ -2511,6 +3105,14 @@
     </w:lvlOverride>
   </w:num>
 </w:numbering>
+</file>
+
+<file path=word/people.xml><?xml version="1.0" encoding="utf-8"?>
+<w15:people xmlns:wpc="http://schemas.microsoft.com/office/word/2010/wordprocessingCanvas" xmlns:cx="http://schemas.microsoft.com/office/drawing/2014/chartex" xmlns:cx1="http://schemas.microsoft.com/office/drawing/2015/9/8/chartex" xmlns:cx2="http://schemas.microsoft.com/office/drawing/2015/10/21/chartex" xmlns:cx3="http://schemas.microsoft.com/office/drawing/2016/5/9/chartex" xmlns:cx4="http://schemas.microsoft.com/office/drawing/2016/5/10/chartex" xmlns:cx5="http://schemas.microsoft.com/office/drawing/2016/5/11/chartex" xmlns:cx6="http://schemas.microsoft.com/office/drawing/2016/5/12/chartex" xmlns:cx7="http://schemas.microsoft.com/office/drawing/2016/5/13/chartex" xmlns:cx8="http://schemas.microsoft.com/office/drawing/2016/5/14/chartex" xmlns:mc="http://schemas.openxmlformats.org/markup-compatibility/2006" xmlns:aink="http://schemas.microsoft.com/office/drawing/2016/ink" xmlns:am3d="http://schemas.microsoft.com/office/drawing/2017/model3d" xmlns:o="urn:schemas-microsoft-com:office:office" xmlns:oel="http://schemas.microsoft.com/office/2019/extlst" xmlns:r="http://schemas.openxmlformats.org/officeDocument/2006/relationships" xmlns:m="http://schemas.openxmlformats.org/officeDocument/2006/math" xmlns:v="urn:schemas-microsoft-com:vml" xmlns:wp14="http://schemas.microsoft.com/office/word/2010/wordprocessingDrawing" xmlns:wp="http://schemas.openxmlformats.org/drawingml/2006/wordprocessingDrawing" xmlns:w10="urn:schemas-microsoft-com:office:word" xmlns:w="http://schemas.openxmlformats.org/wordprocessingml/2006/main" xmlns:w14="http://schemas.microsoft.com/office/word/2010/wordml" xmlns:w15="http://schemas.microsoft.com/office/word/2012/wordml" xmlns:w16cex="http://schemas.microsoft.com/office/word/2018/wordml/cex" xmlns:w16cid="http://schemas.microsoft.com/office/word/2016/wordml/cid" xmlns:w16="http://schemas.microsoft.com/office/word/2018/wordml" xmlns:w16sdtdh="http://schemas.microsoft.com/office/word/2020/wordml/sdtdatahash" xmlns:w16se="http://schemas.microsoft.com/office/word/2015/wordml/symex" xmlns:wpg="http://schemas.microsoft.com/office/word/2010/wordprocessingGroup" xmlns:wpi="http://schemas.microsoft.com/office/word/2010/wordprocessingInk" xmlns:wne="http://schemas.microsoft.com/office/word/2006/wordml" xmlns:wps="http://schemas.microsoft.com/office/word/2010/wordprocessingShape" mc:Ignorable="w14 w15 w16se w16cid w16 w16cex w16sdtdh wp14">
+  <w15:person w15:author="Яна">
+    <w15:presenceInfo w15:providerId="None" w15:userId="Яна"/>
+  </w15:person>
+</w15:people>
 </file>
 
 <file path=word/styles.xml><?xml version="1.0" encoding="utf-8"?>
@@ -3032,6 +3634,7 @@
   <w:style w:type="character" w:default="1" w:styleId="a2">
     <w:name w:val="Default Paragraph Font"/>
     <w:uiPriority w:val="1"/>
+    <w:semiHidden/>
     <w:unhideWhenUsed/>
   </w:style>
   <w:style w:type="table" w:default="1" w:styleId="a3">
